--- a/Отчет проект Челпых Виктория Эльвировна БИВ256.docx
+++ b/Отчет проект Челпых Виктория Эльвировна БИВ256.docx
@@ -508,7 +508,7 @@
           <w:r>
             <w:fldChar w:fldCharType="separate"/>
           </w:r>
-          <w:hyperlink w:anchor="_Toc232467829" w:history="1">
+          <w:hyperlink w:anchor="_Toc232852910" w:history="1">
             <w:r>
               <w:rPr>
                 <w:rStyle w:val="a7"/>
@@ -536,7 +536,7 @@
                 <w:noProof/>
                 <w:webHidden/>
               </w:rPr>
-              <w:instrText xml:space="preserve"> PAGEREF _Toc232467829 \h </w:instrText>
+              <w:instrText xml:space="preserve"> PAGEREF _Toc232852910 \h </w:instrText>
             </w:r>
             <w:r>
               <w:rPr>
@@ -581,7 +581,7 @@
               <w14:ligatures w14:val="none"/>
             </w:rPr>
           </w:pPr>
-          <w:hyperlink w:anchor="_Toc232467830" w:history="1">
+          <w:hyperlink w:anchor="_Toc232852911" w:history="1">
             <w:r>
               <w:rPr>
                 <w:rStyle w:val="a7"/>
@@ -609,7 +609,7 @@
                 <w:noProof/>
                 <w:webHidden/>
               </w:rPr>
-              <w:instrText xml:space="preserve"> PAGEREF _Toc232467830 \h </w:instrText>
+              <w:instrText xml:space="preserve"> PAGEREF _Toc232852911 \h </w:instrText>
             </w:r>
             <w:r>
               <w:rPr>
@@ -655,7 +655,7 @@
               <w14:ligatures w14:val="none"/>
             </w:rPr>
           </w:pPr>
-          <w:hyperlink w:anchor="_Toc232467831" w:history="1">
+          <w:hyperlink w:anchor="_Toc232852912" w:history="1">
             <w:r>
               <w:rPr>
                 <w:rStyle w:val="a7"/>
@@ -701,7 +701,7 @@
                 <w:noProof/>
                 <w:webHidden/>
               </w:rPr>
-              <w:instrText xml:space="preserve"> PAGEREF _Toc232467831 \h </w:instrText>
+              <w:instrText xml:space="preserve"> PAGEREF _Toc232852912 \h </w:instrText>
             </w:r>
             <w:r>
               <w:rPr>
@@ -747,7 +747,7 @@
               <w14:ligatures w14:val="none"/>
             </w:rPr>
           </w:pPr>
-          <w:hyperlink w:anchor="_Toc232467832" w:history="1">
+          <w:hyperlink w:anchor="_Toc232852913" w:history="1">
             <w:r>
               <w:rPr>
                 <w:rStyle w:val="a7"/>
@@ -794,7 +794,7 @@
                 <w:noProof/>
                 <w:webHidden/>
               </w:rPr>
-              <w:instrText xml:space="preserve"> PAGEREF _Toc232467832 \h </w:instrText>
+              <w:instrText xml:space="preserve"> PAGEREF _Toc232852913 \h </w:instrText>
             </w:r>
             <w:r>
               <w:rPr>
@@ -840,7 +840,7 @@
               <w14:ligatures w14:val="none"/>
             </w:rPr>
           </w:pPr>
-          <w:hyperlink w:anchor="_Toc232467833" w:history="1">
+          <w:hyperlink w:anchor="_Toc232852914" w:history="1">
             <w:r>
               <w:rPr>
                 <w:rStyle w:val="a7"/>
@@ -887,7 +887,7 @@
                 <w:noProof/>
                 <w:webHidden/>
               </w:rPr>
-              <w:instrText xml:space="preserve"> PAGEREF _Toc232467833 \h </w:instrText>
+              <w:instrText xml:space="preserve"> PAGEREF _Toc232852914 \h </w:instrText>
             </w:r>
             <w:r>
               <w:rPr>
@@ -933,7 +933,7 @@
               <w14:ligatures w14:val="none"/>
             </w:rPr>
           </w:pPr>
-          <w:hyperlink w:anchor="_Toc232467834" w:history="1">
+          <w:hyperlink w:anchor="_Toc232852915" w:history="1">
             <w:r>
               <w:rPr>
                 <w:rStyle w:val="a7"/>
@@ -980,7 +980,7 @@
                 <w:noProof/>
                 <w:webHidden/>
               </w:rPr>
-              <w:instrText xml:space="preserve"> PAGEREF _Toc232467834 \h </w:instrText>
+              <w:instrText xml:space="preserve"> PAGEREF _Toc232852915 \h </w:instrText>
             </w:r>
             <w:r>
               <w:rPr>
@@ -1026,7 +1026,7 @@
               <w14:ligatures w14:val="none"/>
             </w:rPr>
           </w:pPr>
-          <w:hyperlink w:anchor="_Toc232467835" w:history="1">
+          <w:hyperlink w:anchor="_Toc232852916" w:history="1">
             <w:r>
               <w:rPr>
                 <w:rStyle w:val="a7"/>
@@ -1071,7 +1071,7 @@
                 <w:noProof/>
                 <w:webHidden/>
               </w:rPr>
-              <w:instrText xml:space="preserve"> PAGEREF _Toc232467835 \h </w:instrText>
+              <w:instrText xml:space="preserve"> PAGEREF _Toc232852916 \h </w:instrText>
             </w:r>
             <w:r>
               <w:rPr>
@@ -1117,7 +1117,7 @@
               <w14:ligatures w14:val="none"/>
             </w:rPr>
           </w:pPr>
-          <w:hyperlink w:anchor="_Toc232467836" w:history="1">
+          <w:hyperlink w:anchor="_Toc232852917" w:history="1">
             <w:r>
               <w:rPr>
                 <w:rStyle w:val="a7"/>
@@ -1163,7 +1163,7 @@
                 <w:noProof/>
                 <w:webHidden/>
               </w:rPr>
-              <w:instrText xml:space="preserve"> PAGEREF _Toc232467836 \h </w:instrText>
+              <w:instrText xml:space="preserve"> PAGEREF _Toc232852917 \h </w:instrText>
             </w:r>
             <w:r>
               <w:rPr>
@@ -1209,7 +1209,7 @@
               <w14:ligatures w14:val="none"/>
             </w:rPr>
           </w:pPr>
-          <w:hyperlink w:anchor="_Toc232467837" w:history="1">
+          <w:hyperlink w:anchor="_Toc232852918" w:history="1">
             <w:r>
               <w:rPr>
                 <w:rStyle w:val="a7"/>
@@ -1255,7 +1255,7 @@
                 <w:noProof/>
                 <w:webHidden/>
               </w:rPr>
-              <w:instrText xml:space="preserve"> PAGEREF _Toc232467837 \h </w:instrText>
+              <w:instrText xml:space="preserve"> PAGEREF _Toc232852918 \h </w:instrText>
             </w:r>
             <w:r>
               <w:rPr>
@@ -1301,7 +1301,7 @@
               <w14:ligatures w14:val="none"/>
             </w:rPr>
           </w:pPr>
-          <w:hyperlink w:anchor="_Toc232467838" w:history="1">
+          <w:hyperlink w:anchor="_Toc232852919" w:history="1">
             <w:r>
               <w:rPr>
                 <w:rStyle w:val="a7"/>
@@ -1347,7 +1347,7 @@
                 <w:noProof/>
                 <w:webHidden/>
               </w:rPr>
-              <w:instrText xml:space="preserve"> PAGEREF _Toc232467838 \h </w:instrText>
+              <w:instrText xml:space="preserve"> PAGEREF _Toc232852919 \h </w:instrText>
             </w:r>
             <w:r>
               <w:rPr>
@@ -1393,7 +1393,7 @@
               <w14:ligatures w14:val="none"/>
             </w:rPr>
           </w:pPr>
-          <w:hyperlink w:anchor="_Toc232467839" w:history="1">
+          <w:hyperlink w:anchor="_Toc232852920" w:history="1">
             <w:r>
               <w:rPr>
                 <w:rStyle w:val="a7"/>
@@ -1440,7 +1440,7 @@
                 <w:noProof/>
                 <w:webHidden/>
               </w:rPr>
-              <w:instrText xml:space="preserve"> PAGEREF _Toc232467839 \h </w:instrText>
+              <w:instrText xml:space="preserve"> PAGEREF _Toc232852920 \h </w:instrText>
             </w:r>
             <w:r>
               <w:rPr>
@@ -1486,7 +1486,7 @@
               <w14:ligatures w14:val="none"/>
             </w:rPr>
           </w:pPr>
-          <w:hyperlink w:anchor="_Toc232467840" w:history="1">
+          <w:hyperlink w:anchor="_Toc232852921" w:history="1">
             <w:r>
               <w:rPr>
                 <w:rStyle w:val="a7"/>
@@ -1533,7 +1533,7 @@
                 <w:noProof/>
                 <w:webHidden/>
               </w:rPr>
-              <w:instrText xml:space="preserve"> PAGEREF _Toc232467840 \h </w:instrText>
+              <w:instrText xml:space="preserve"> PAGEREF _Toc232852921 \h </w:instrText>
             </w:r>
             <w:r>
               <w:rPr>
@@ -1579,7 +1579,7 @@
               <w14:ligatures w14:val="none"/>
             </w:rPr>
           </w:pPr>
-          <w:hyperlink w:anchor="_Toc232467841" w:history="1">
+          <w:hyperlink w:anchor="_Toc232852922" w:history="1">
             <w:r>
               <w:rPr>
                 <w:rStyle w:val="a7"/>
@@ -1625,7 +1625,7 @@
                 <w:noProof/>
                 <w:webHidden/>
               </w:rPr>
-              <w:instrText xml:space="preserve"> PAGEREF _Toc232467841 \h </w:instrText>
+              <w:instrText xml:space="preserve"> PAGEREF _Toc232852922 \h </w:instrText>
             </w:r>
             <w:r>
               <w:rPr>
@@ -1671,7 +1671,7 @@
               <w14:ligatures w14:val="none"/>
             </w:rPr>
           </w:pPr>
-          <w:hyperlink w:anchor="_Toc232467842" w:history="1">
+          <w:hyperlink w:anchor="_Toc232852923" w:history="1">
             <w:r>
               <w:rPr>
                 <w:rStyle w:val="a7"/>
@@ -1718,7 +1718,7 @@
                 <w:noProof/>
                 <w:webHidden/>
               </w:rPr>
-              <w:instrText xml:space="preserve"> PAGEREF _Toc232467842 \h </w:instrText>
+              <w:instrText xml:space="preserve"> PAGEREF _Toc232852923 \h </w:instrText>
             </w:r>
             <w:r>
               <w:rPr>
@@ -1764,7 +1764,7 @@
               <w14:ligatures w14:val="none"/>
             </w:rPr>
           </w:pPr>
-          <w:hyperlink w:anchor="_Toc232467843" w:history="1">
+          <w:hyperlink w:anchor="_Toc232852924" w:history="1">
             <w:r>
               <w:rPr>
                 <w:rStyle w:val="a7"/>
@@ -1810,7 +1810,7 @@
                 <w:noProof/>
                 <w:webHidden/>
               </w:rPr>
-              <w:instrText xml:space="preserve"> PAGEREF _Toc232467843 \h </w:instrText>
+              <w:instrText xml:space="preserve"> PAGEREF _Toc232852924 \h </w:instrText>
             </w:r>
             <w:r>
               <w:rPr>
@@ -1856,7 +1856,7 @@
               <w14:ligatures w14:val="none"/>
             </w:rPr>
           </w:pPr>
-          <w:hyperlink w:anchor="_Toc232467844" w:history="1">
+          <w:hyperlink w:anchor="_Toc232852925" w:history="1">
             <w:r>
               <w:rPr>
                 <w:rStyle w:val="a7"/>
@@ -1903,7 +1903,7 @@
                 <w:noProof/>
                 <w:webHidden/>
               </w:rPr>
-              <w:instrText xml:space="preserve"> PAGEREF _Toc232467844 \h </w:instrText>
+              <w:instrText xml:space="preserve"> PAGEREF _Toc232852925 \h </w:instrText>
             </w:r>
             <w:r>
               <w:rPr>
@@ -1949,7 +1949,7 @@
               <w14:ligatures w14:val="none"/>
             </w:rPr>
           </w:pPr>
-          <w:hyperlink w:anchor="_Toc232467845" w:history="1">
+          <w:hyperlink w:anchor="_Toc232852926" w:history="1">
             <w:r>
               <w:rPr>
                 <w:rStyle w:val="a7"/>
@@ -1996,7 +1996,7 @@
                 <w:noProof/>
                 <w:webHidden/>
               </w:rPr>
-              <w:instrText xml:space="preserve"> PAGEREF _Toc232467845 \h </w:instrText>
+              <w:instrText xml:space="preserve"> PAGEREF _Toc232852926 \h </w:instrText>
             </w:r>
             <w:r>
               <w:rPr>
@@ -2041,7 +2041,7 @@
               <w14:ligatures w14:val="none"/>
             </w:rPr>
           </w:pPr>
-          <w:hyperlink w:anchor="_Toc232467846" w:history="1">
+          <w:hyperlink w:anchor="_Toc232852927" w:history="1">
             <w:r>
               <w:rPr>
                 <w:rStyle w:val="a7"/>
@@ -2069,7 +2069,7 @@
                 <w:noProof/>
                 <w:webHidden/>
               </w:rPr>
-              <w:instrText xml:space="preserve"> PAGEREF _Toc232467846 \h </w:instrText>
+              <w:instrText xml:space="preserve"> PAGEREF _Toc232852927 \h </w:instrText>
             </w:r>
             <w:r>
               <w:rPr>
@@ -2114,7 +2114,7 @@
               <w14:ligatures w14:val="none"/>
             </w:rPr>
           </w:pPr>
-          <w:hyperlink w:anchor="_Toc232467847" w:history="1">
+          <w:hyperlink w:anchor="_Toc232852928" w:history="1">
             <w:r>
               <w:rPr>
                 <w:rStyle w:val="a7"/>
@@ -2142,7 +2142,7 @@
                 <w:noProof/>
                 <w:webHidden/>
               </w:rPr>
-              <w:instrText xml:space="preserve"> PAGEREF _Toc232467847 \h </w:instrText>
+              <w:instrText xml:space="preserve"> PAGEREF _Toc232852928 \h </w:instrText>
             </w:r>
             <w:r>
               <w:rPr>
@@ -2187,7 +2187,7 @@
               <w14:ligatures w14:val="none"/>
             </w:rPr>
           </w:pPr>
-          <w:hyperlink w:anchor="_Toc232467848" w:history="1">
+          <w:hyperlink w:anchor="_Toc232852929" w:history="1">
             <w:r>
               <w:rPr>
                 <w:rStyle w:val="a7"/>
@@ -2215,7 +2215,7 @@
                 <w:noProof/>
                 <w:webHidden/>
               </w:rPr>
-              <w:instrText xml:space="preserve"> PAGEREF _Toc232467848 \h </w:instrText>
+              <w:instrText xml:space="preserve"> PAGEREF _Toc232852929 \h </w:instrText>
             </w:r>
             <w:r>
               <w:rPr>
@@ -2260,7 +2260,7 @@
               <w14:ligatures w14:val="none"/>
             </w:rPr>
           </w:pPr>
-          <w:hyperlink w:anchor="_Toc232467849" w:history="1">
+          <w:hyperlink w:anchor="_Toc232852930" w:history="1">
             <w:r>
               <w:rPr>
                 <w:rStyle w:val="a7"/>
@@ -2288,7 +2288,7 @@
                 <w:noProof/>
                 <w:webHidden/>
               </w:rPr>
-              <w:instrText xml:space="preserve"> PAGEREF _Toc232467849 \h </w:instrText>
+              <w:instrText xml:space="preserve"> PAGEREF _Toc232852930 \h </w:instrText>
             </w:r>
             <w:r>
               <w:rPr>
@@ -2333,7 +2333,7 @@
               <w14:ligatures w14:val="none"/>
             </w:rPr>
           </w:pPr>
-          <w:hyperlink w:anchor="_Toc232467850" w:history="1">
+          <w:hyperlink w:anchor="_Toc232852931" w:history="1">
             <w:r>
               <w:rPr>
                 <w:rStyle w:val="a7"/>
@@ -2361,7 +2361,7 @@
                 <w:noProof/>
                 <w:webHidden/>
               </w:rPr>
-              <w:instrText xml:space="preserve"> PAGEREF _Toc232467850 \h </w:instrText>
+              <w:instrText xml:space="preserve"> PAGEREF _Toc232852931 \h </w:instrText>
             </w:r>
             <w:r>
               <w:rPr>
@@ -2406,7 +2406,7 @@
               <w14:ligatures w14:val="none"/>
             </w:rPr>
           </w:pPr>
-          <w:hyperlink w:anchor="_Toc232467851" w:history="1">
+          <w:hyperlink w:anchor="_Toc232852932" w:history="1">
             <w:r>
               <w:rPr>
                 <w:rStyle w:val="a7"/>
@@ -2433,7 +2433,7 @@
                 <w:noProof/>
                 <w:webHidden/>
               </w:rPr>
-              <w:instrText xml:space="preserve"> PAGEREF _Toc232467851 \h </w:instrText>
+              <w:instrText xml:space="preserve"> PAGEREF _Toc232852932 \h </w:instrText>
             </w:r>
             <w:r>
               <w:rPr>
@@ -2478,7 +2478,7 @@
               <w14:ligatures w14:val="none"/>
             </w:rPr>
           </w:pPr>
-          <w:hyperlink w:anchor="_Toc232467852" w:history="1">
+          <w:hyperlink w:anchor="_Toc232852933" w:history="1">
             <w:r>
               <w:rPr>
                 <w:rStyle w:val="a7"/>
@@ -2505,7 +2505,7 @@
                 <w:noProof/>
                 <w:webHidden/>
               </w:rPr>
-              <w:instrText xml:space="preserve"> PAGEREF _Toc232467852 \h </w:instrText>
+              <w:instrText xml:space="preserve"> PAGEREF _Toc232852933 \h </w:instrText>
             </w:r>
             <w:r>
               <w:rPr>
@@ -2550,7 +2550,7 @@
               <w14:ligatures w14:val="none"/>
             </w:rPr>
           </w:pPr>
-          <w:hyperlink w:anchor="_Toc232467853" w:history="1">
+          <w:hyperlink w:anchor="_Toc232852934" w:history="1">
             <w:r>
               <w:rPr>
                 <w:rStyle w:val="a7"/>
@@ -2577,7 +2577,7 @@
                 <w:noProof/>
                 <w:webHidden/>
               </w:rPr>
-              <w:instrText xml:space="preserve"> PAGEREF _Toc232467853 \h </w:instrText>
+              <w:instrText xml:space="preserve"> PAGEREF _Toc232852934 \h </w:instrText>
             </w:r>
             <w:r>
               <w:rPr>
@@ -2622,7 +2622,7 @@
               <w14:ligatures w14:val="none"/>
             </w:rPr>
           </w:pPr>
-          <w:hyperlink w:anchor="_Toc232467854" w:history="1">
+          <w:hyperlink w:anchor="_Toc232852935" w:history="1">
             <w:r>
               <w:rPr>
                 <w:rStyle w:val="a7"/>
@@ -2650,7 +2650,7 @@
                 <w:noProof/>
                 <w:webHidden/>
               </w:rPr>
-              <w:instrText xml:space="preserve"> PAGEREF _Toc232467854 \h </w:instrText>
+              <w:instrText xml:space="preserve"> PAGEREF _Toc232852935 \h </w:instrText>
             </w:r>
             <w:r>
               <w:rPr>
@@ -2695,7 +2695,7 @@
               <w14:ligatures w14:val="none"/>
             </w:rPr>
           </w:pPr>
-          <w:hyperlink w:anchor="_Toc232467855" w:history="1">
+          <w:hyperlink w:anchor="_Toc232852936" w:history="1">
             <w:r>
               <w:rPr>
                 <w:rStyle w:val="a7"/>
@@ -2723,7 +2723,7 @@
                 <w:noProof/>
                 <w:webHidden/>
               </w:rPr>
-              <w:instrText xml:space="preserve"> PAGEREF _Toc232467855 \h </w:instrText>
+              <w:instrText xml:space="preserve"> PAGEREF _Toc232852936 \h </w:instrText>
             </w:r>
             <w:r>
               <w:rPr>
@@ -2768,7 +2768,7 @@
               <w14:ligatures w14:val="none"/>
             </w:rPr>
           </w:pPr>
-          <w:hyperlink w:anchor="_Toc232467856" w:history="1">
+          <w:hyperlink w:anchor="_Toc232852937" w:history="1">
             <w:r>
               <w:rPr>
                 <w:rStyle w:val="a7"/>
@@ -2796,7 +2796,7 @@
                 <w:noProof/>
                 <w:webHidden/>
               </w:rPr>
-              <w:instrText xml:space="preserve"> PAGEREF _Toc232467856 \h </w:instrText>
+              <w:instrText xml:space="preserve"> PAGEREF _Toc232852937 \h </w:instrText>
             </w:r>
             <w:r>
               <w:rPr>
@@ -2841,7 +2841,7 @@
               <w14:ligatures w14:val="none"/>
             </w:rPr>
           </w:pPr>
-          <w:hyperlink w:anchor="_Toc232467857" w:history="1">
+          <w:hyperlink w:anchor="_Toc232852938" w:history="1">
             <w:r>
               <w:rPr>
                 <w:rStyle w:val="a7"/>
@@ -2869,7 +2869,7 @@
                 <w:noProof/>
                 <w:webHidden/>
               </w:rPr>
-              <w:instrText xml:space="preserve"> PAGEREF _Toc232467857 \h </w:instrText>
+              <w:instrText xml:space="preserve"> PAGEREF _Toc232852938 \h </w:instrText>
             </w:r>
             <w:r>
               <w:rPr>
@@ -2914,7 +2914,7 @@
               <w14:ligatures w14:val="none"/>
             </w:rPr>
           </w:pPr>
-          <w:hyperlink w:anchor="_Toc232467858" w:history="1">
+          <w:hyperlink w:anchor="_Toc232852939" w:history="1">
             <w:r>
               <w:rPr>
                 <w:rStyle w:val="a7"/>
@@ -2942,7 +2942,7 @@
                 <w:noProof/>
                 <w:webHidden/>
               </w:rPr>
-              <w:instrText xml:space="preserve"> PAGEREF _Toc232467858 \h </w:instrText>
+              <w:instrText xml:space="preserve"> PAGEREF _Toc232852939 \h </w:instrText>
             </w:r>
             <w:r>
               <w:rPr>
@@ -2987,7 +2987,7 @@
               <w14:ligatures w14:val="none"/>
             </w:rPr>
           </w:pPr>
-          <w:hyperlink w:anchor="_Toc232467859" w:history="1">
+          <w:hyperlink w:anchor="_Toc232852940" w:history="1">
             <w:r>
               <w:rPr>
                 <w:rStyle w:val="a7"/>
@@ -3014,7 +3014,7 @@
                 <w:noProof/>
                 <w:webHidden/>
               </w:rPr>
-              <w:instrText xml:space="preserve"> PAGEREF _Toc232467859 \h </w:instrText>
+              <w:instrText xml:space="preserve"> PAGEREF _Toc232852940 \h </w:instrText>
             </w:r>
             <w:r>
               <w:rPr>
@@ -3059,7 +3059,7 @@
               <w14:ligatures w14:val="none"/>
             </w:rPr>
           </w:pPr>
-          <w:hyperlink w:anchor="_Toc232467860" w:history="1">
+          <w:hyperlink w:anchor="_Toc232852941" w:history="1">
             <w:r>
               <w:rPr>
                 <w:rStyle w:val="a7"/>
@@ -3086,7 +3086,7 @@
                 <w:noProof/>
                 <w:webHidden/>
               </w:rPr>
-              <w:instrText xml:space="preserve"> PAGEREF _Toc232467860 \h </w:instrText>
+              <w:instrText xml:space="preserve"> PAGEREF _Toc232852941 \h </w:instrText>
             </w:r>
             <w:r>
               <w:rPr>
@@ -3131,13 +3131,13 @@
               <w14:ligatures w14:val="none"/>
             </w:rPr>
           </w:pPr>
-          <w:hyperlink w:anchor="_Toc232467861" w:history="1">
+          <w:hyperlink w:anchor="_Toc232852942" w:history="1">
             <w:r>
               <w:rPr>
                 <w:rStyle w:val="a7"/>
                 <w:noProof/>
               </w:rPr>
-              <w:t>2.3 StatisticsManager</w:t>
+              <w:t>2.3 MainWindow</w:t>
             </w:r>
             <w:r>
               <w:rPr>
@@ -3158,79 +3158,7 @@
                 <w:noProof/>
                 <w:webHidden/>
               </w:rPr>
-              <w:instrText xml:space="preserve"> PAGEREF _Toc232467861 \h </w:instrText>
-            </w:r>
-            <w:r>
-              <w:rPr>
-                <w:noProof/>
-                <w:webHidden/>
-              </w:rPr>
-            </w:r>
-            <w:r>
-              <w:rPr>
-                <w:noProof/>
-                <w:webHidden/>
-              </w:rPr>
-              <w:fldChar w:fldCharType="separate"/>
-            </w:r>
-            <w:r>
-              <w:rPr>
-                <w:noProof/>
-                <w:webHidden/>
-              </w:rPr>
-              <w:t>11</w:t>
-            </w:r>
-            <w:r>
-              <w:rPr>
-                <w:noProof/>
-                <w:webHidden/>
-              </w:rPr>
-              <w:fldChar w:fldCharType="end"/>
-            </w:r>
-          </w:hyperlink>
-        </w:p>
-        <w:p>
-          <w:pPr>
-            <w:pStyle w:val="31"/>
-            <w:tabs>
-              <w:tab w:val="right" w:leader="dot" w:pos="9345"/>
-            </w:tabs>
-            <w:rPr>
-              <w:rFonts w:eastAsiaTheme="minorEastAsia"/>
-              <w:noProof/>
-              <w:kern w:val="0"/>
-              <w:lang w:eastAsia="ru-RU"/>
-              <w14:ligatures w14:val="none"/>
-            </w:rPr>
-          </w:pPr>
-          <w:hyperlink w:anchor="_Toc232467862" w:history="1">
-            <w:r>
-              <w:rPr>
-                <w:rStyle w:val="a7"/>
-                <w:noProof/>
-              </w:rPr>
-              <w:t>2.4 MainWindow</w:t>
-            </w:r>
-            <w:r>
-              <w:rPr>
-                <w:noProof/>
-                <w:webHidden/>
-              </w:rPr>
-              <w:tab/>
-            </w:r>
-            <w:r>
-              <w:rPr>
-                <w:noProof/>
-                <w:webHidden/>
-              </w:rPr>
-              <w:fldChar w:fldCharType="begin"/>
-            </w:r>
-            <w:r>
-              <w:rPr>
-                <w:noProof/>
-                <w:webHidden/>
-              </w:rPr>
-              <w:instrText xml:space="preserve"> PAGEREF _Toc232467862 \h </w:instrText>
+              <w:instrText xml:space="preserve"> PAGEREF _Toc232852942 \h </w:instrText>
             </w:r>
             <w:r>
               <w:rPr>
@@ -3275,7 +3203,7 @@
               <w14:ligatures w14:val="none"/>
             </w:rPr>
           </w:pPr>
-          <w:hyperlink w:anchor="_Toc232467863" w:history="1">
+          <w:hyperlink w:anchor="_Toc232852943" w:history="1">
             <w:r>
               <w:rPr>
                 <w:rStyle w:val="a7"/>
@@ -3303,7 +3231,7 @@
                 <w:noProof/>
                 <w:webHidden/>
               </w:rPr>
-              <w:instrText xml:space="preserve"> PAGEREF _Toc232467863 \h </w:instrText>
+              <w:instrText xml:space="preserve"> PAGEREF _Toc232852943 \h </w:instrText>
             </w:r>
             <w:r>
               <w:rPr>
@@ -3323,7 +3251,7 @@
                 <w:noProof/>
                 <w:webHidden/>
               </w:rPr>
-              <w:t>12</w:t>
+              <w:t>11</w:t>
             </w:r>
             <w:r>
               <w:rPr>
@@ -3348,7 +3276,7 @@
               <w14:ligatures w14:val="none"/>
             </w:rPr>
           </w:pPr>
-          <w:hyperlink w:anchor="_Toc232467864" w:history="1">
+          <w:hyperlink w:anchor="_Toc232852944" w:history="1">
             <w:r>
               <w:rPr>
                 <w:rStyle w:val="a7"/>
@@ -3376,7 +3304,7 @@
                 <w:noProof/>
                 <w:webHidden/>
               </w:rPr>
-              <w:instrText xml:space="preserve"> PAGEREF _Toc232467864 \h </w:instrText>
+              <w:instrText xml:space="preserve"> PAGEREF _Toc232852944 \h </w:instrText>
             </w:r>
             <w:r>
               <w:rPr>
@@ -3421,7 +3349,7 @@
               <w14:ligatures w14:val="none"/>
             </w:rPr>
           </w:pPr>
-          <w:hyperlink w:anchor="_Toc232467865" w:history="1">
+          <w:hyperlink w:anchor="_Toc232852945" w:history="1">
             <w:r>
               <w:rPr>
                 <w:rStyle w:val="a7"/>
@@ -3449,7 +3377,7 @@
                 <w:noProof/>
                 <w:webHidden/>
               </w:rPr>
-              <w:instrText xml:space="preserve"> PAGEREF _Toc232467865 \h </w:instrText>
+              <w:instrText xml:space="preserve"> PAGEREF _Toc232852945 \h </w:instrText>
             </w:r>
             <w:r>
               <w:rPr>
@@ -3494,7 +3422,7 @@
               <w14:ligatures w14:val="none"/>
             </w:rPr>
           </w:pPr>
-          <w:hyperlink w:anchor="_Toc232467866" w:history="1">
+          <w:hyperlink w:anchor="_Toc232852946" w:history="1">
             <w:r>
               <w:rPr>
                 <w:rStyle w:val="a7"/>
@@ -3522,7 +3450,7 @@
                 <w:noProof/>
                 <w:webHidden/>
               </w:rPr>
-              <w:instrText xml:space="preserve"> PAGEREF _Toc232467866 \h </w:instrText>
+              <w:instrText xml:space="preserve"> PAGEREF _Toc232852946 \h </w:instrText>
             </w:r>
             <w:r>
               <w:rPr>
@@ -3567,7 +3495,7 @@
               <w14:ligatures w14:val="none"/>
             </w:rPr>
           </w:pPr>
-          <w:hyperlink w:anchor="_Toc232467867" w:history="1">
+          <w:hyperlink w:anchor="_Toc232852947" w:history="1">
             <w:r>
               <w:rPr>
                 <w:rStyle w:val="a7"/>
@@ -3595,7 +3523,7 @@
                 <w:noProof/>
                 <w:webHidden/>
               </w:rPr>
-              <w:instrText xml:space="preserve"> PAGEREF _Toc232467867 \h </w:instrText>
+              <w:instrText xml:space="preserve"> PAGEREF _Toc232852947 \h </w:instrText>
             </w:r>
             <w:r>
               <w:rPr>
@@ -3640,7 +3568,7 @@
               <w14:ligatures w14:val="none"/>
             </w:rPr>
           </w:pPr>
-          <w:hyperlink w:anchor="_Toc232467868" w:history="1">
+          <w:hyperlink w:anchor="_Toc232852948" w:history="1">
             <w:r>
               <w:rPr>
                 <w:rStyle w:val="a7"/>
@@ -3668,7 +3596,7 @@
                 <w:noProof/>
                 <w:webHidden/>
               </w:rPr>
-              <w:instrText xml:space="preserve"> PAGEREF _Toc232467868 \h </w:instrText>
+              <w:instrText xml:space="preserve"> PAGEREF _Toc232852948 \h </w:instrText>
             </w:r>
             <w:r>
               <w:rPr>
@@ -3713,7 +3641,7 @@
               <w14:ligatures w14:val="none"/>
             </w:rPr>
           </w:pPr>
-          <w:hyperlink w:anchor="_Toc232467869" w:history="1">
+          <w:hyperlink w:anchor="_Toc232852949" w:history="1">
             <w:r>
               <w:rPr>
                 <w:rStyle w:val="a7"/>
@@ -3741,7 +3669,7 @@
                 <w:noProof/>
                 <w:webHidden/>
               </w:rPr>
-              <w:instrText xml:space="preserve"> PAGEREF _Toc232467869 \h </w:instrText>
+              <w:instrText xml:space="preserve"> PAGEREF _Toc232852949 \h </w:instrText>
             </w:r>
             <w:r>
               <w:rPr>
@@ -3786,7 +3714,7 @@
               <w14:ligatures w14:val="none"/>
             </w:rPr>
           </w:pPr>
-          <w:hyperlink w:anchor="_Toc232467870" w:history="1">
+          <w:hyperlink w:anchor="_Toc232852950" w:history="1">
             <w:r>
               <w:rPr>
                 <w:rStyle w:val="a7"/>
@@ -3814,7 +3742,7 @@
                 <w:noProof/>
                 <w:webHidden/>
               </w:rPr>
-              <w:instrText xml:space="preserve"> PAGEREF _Toc232467870 \h </w:instrText>
+              <w:instrText xml:space="preserve"> PAGEREF _Toc232852950 \h </w:instrText>
             </w:r>
             <w:r>
               <w:rPr>
@@ -3859,7 +3787,7 @@
               <w14:ligatures w14:val="none"/>
             </w:rPr>
           </w:pPr>
-          <w:hyperlink w:anchor="_Toc232467871" w:history="1">
+          <w:hyperlink w:anchor="_Toc232852951" w:history="1">
             <w:r>
               <w:rPr>
                 <w:rStyle w:val="a7"/>
@@ -3887,7 +3815,7 @@
                 <w:noProof/>
                 <w:webHidden/>
               </w:rPr>
-              <w:instrText xml:space="preserve"> PAGEREF _Toc232467871 \h </w:instrText>
+              <w:instrText xml:space="preserve"> PAGEREF _Toc232852951 \h </w:instrText>
             </w:r>
             <w:r>
               <w:rPr>
@@ -3932,7 +3860,7 @@
               <w14:ligatures w14:val="none"/>
             </w:rPr>
           </w:pPr>
-          <w:hyperlink w:anchor="_Toc232467872" w:history="1">
+          <w:hyperlink w:anchor="_Toc232852952" w:history="1">
             <w:r>
               <w:rPr>
                 <w:rStyle w:val="a7"/>
@@ -3960,7 +3888,7 @@
                 <w:noProof/>
                 <w:webHidden/>
               </w:rPr>
-              <w:instrText xml:space="preserve"> PAGEREF _Toc232467872 \h </w:instrText>
+              <w:instrText xml:space="preserve"> PAGEREF _Toc232852952 \h </w:instrText>
             </w:r>
             <w:r>
               <w:rPr>
@@ -4038,7 +3966,7 @@
           <w:szCs w:val="28"/>
         </w:rPr>
       </w:pPr>
-      <w:bookmarkStart w:id="0" w:name="_Toc232467829"/>
+      <w:bookmarkStart w:id="0" w:name="_Toc232852910"/>
       <w:r>
         <w:rPr>
           <w:rFonts w:ascii="Times New Roman" w:hAnsi="Times New Roman" w:cs="Times New Roman"/>
@@ -4161,7 +4089,7 @@
           <w:szCs w:val="28"/>
         </w:rPr>
       </w:pPr>
-      <w:bookmarkStart w:id="1" w:name="_Toc232467830"/>
+      <w:bookmarkStart w:id="1" w:name="_Toc232852911"/>
       <w:r>
         <w:rPr>
           <w:rFonts w:ascii="Times New Roman" w:hAnsi="Times New Roman" w:cs="Times New Roman"/>
@@ -4188,7 +4116,7 @@
           <w:szCs w:val="28"/>
         </w:rPr>
       </w:pPr>
-      <w:bookmarkStart w:id="2" w:name="_Toc232467831"/>
+      <w:bookmarkStart w:id="2" w:name="_Toc232852912"/>
       <w:r>
         <w:rPr>
           <w:rFonts w:ascii="Times New Roman" w:hAnsi="Times New Roman" w:cs="Times New Roman"/>
@@ -4430,7 +4358,7 @@
           <w:szCs w:val="28"/>
         </w:rPr>
       </w:pPr>
-      <w:bookmarkStart w:id="3" w:name="_Toc232467832"/>
+      <w:bookmarkStart w:id="3" w:name="_Toc232852913"/>
       <w:r>
         <w:rPr>
           <w:rFonts w:ascii="Times New Roman" w:hAnsi="Times New Roman" w:cs="Times New Roman"/>
@@ -4664,7 +4592,7 @@
           <w:lang w:val="en-US"/>
         </w:rPr>
       </w:pPr>
-      <w:bookmarkStart w:id="4" w:name="_Toc232467833"/>
+      <w:bookmarkStart w:id="4" w:name="_Toc232852914"/>
       <w:r>
         <w:rPr>
           <w:rFonts w:ascii="Times New Roman" w:hAnsi="Times New Roman" w:cs="Times New Roman"/>
@@ -4718,7 +4646,7 @@
           <w14:ligatures w14:val="none"/>
         </w:rPr>
       </w:pPr>
-      <w:bookmarkStart w:id="5" w:name="_Toc232467834"/>
+      <w:bookmarkStart w:id="5" w:name="_Toc232852915"/>
       <w:r>
         <w:rPr>
           <w:rFonts w:ascii="Times New Roman" w:hAnsi="Times New Roman" w:cs="Times New Roman"/>
@@ -4810,7 +4738,7 @@
           <w:szCs w:val="28"/>
         </w:rPr>
       </w:pPr>
-      <w:bookmarkStart w:id="6" w:name="_Toc232467835"/>
+      <w:bookmarkStart w:id="6" w:name="_Toc232852916"/>
       <w:r>
         <w:rPr>
           <w:sz w:val="28"/>
@@ -4935,7 +4863,7 @@
           <w:szCs w:val="28"/>
         </w:rPr>
       </w:pPr>
-      <w:bookmarkStart w:id="7" w:name="_Toc232467836"/>
+      <w:bookmarkStart w:id="7" w:name="_Toc232852917"/>
       <w:r>
         <w:rPr>
           <w:rFonts w:ascii="Times New Roman" w:hAnsi="Times New Roman" w:cs="Times New Roman"/>
@@ -5062,7 +4990,7 @@
           <w:szCs w:val="28"/>
         </w:rPr>
       </w:pPr>
-      <w:bookmarkStart w:id="8" w:name="_Toc232467837"/>
+      <w:bookmarkStart w:id="8" w:name="_Toc232852918"/>
       <w:r>
         <w:rPr>
           <w:rFonts w:ascii="Times New Roman" w:hAnsi="Times New Roman" w:cs="Times New Roman"/>
@@ -5233,7 +5161,7 @@
           <w:szCs w:val="28"/>
         </w:rPr>
       </w:pPr>
-      <w:bookmarkStart w:id="9" w:name="_Toc232467838"/>
+      <w:bookmarkStart w:id="9" w:name="_Toc232852919"/>
       <w:r>
         <w:rPr>
           <w:rFonts w:ascii="Times New Roman" w:hAnsi="Times New Roman" w:cs="Times New Roman"/>
@@ -5407,7 +5335,7 @@
           <w14:ligatures w14:val="none"/>
         </w:rPr>
       </w:pPr>
-      <w:bookmarkStart w:id="10" w:name="_Toc232467839"/>
+      <w:bookmarkStart w:id="10" w:name="_Toc232852920"/>
       <w:r>
         <w:rPr>
           <w:rFonts w:ascii="Times New Roman" w:hAnsi="Times New Roman" w:cs="Times New Roman"/>
@@ -5603,7 +5531,7 @@
           <w14:ligatures w14:val="none"/>
         </w:rPr>
       </w:pPr>
-      <w:bookmarkStart w:id="11" w:name="_Toc232467840"/>
+      <w:bookmarkStart w:id="11" w:name="_Toc232852921"/>
       <w:r>
         <w:rPr>
           <w:rFonts w:ascii="Times New Roman" w:hAnsi="Times New Roman" w:cs="Times New Roman"/>
@@ -5799,7 +5727,7 @@
           <w:szCs w:val="28"/>
         </w:rPr>
       </w:pPr>
-      <w:bookmarkStart w:id="12" w:name="_Toc232467841"/>
+      <w:bookmarkStart w:id="12" w:name="_Toc232852922"/>
       <w:r>
         <w:rPr>
           <w:rFonts w:ascii="Times New Roman" w:hAnsi="Times New Roman" w:cs="Times New Roman"/>
@@ -6071,7 +5999,7 @@
           <w14:ligatures w14:val="none"/>
         </w:rPr>
       </w:pPr>
-      <w:bookmarkStart w:id="13" w:name="_Toc232467842"/>
+      <w:bookmarkStart w:id="13" w:name="_Toc232852923"/>
       <w:r>
         <w:rPr>
           <w:rFonts w:ascii="Times New Roman" w:hAnsi="Times New Roman" w:cs="Times New Roman"/>
@@ -6105,7 +6033,7 @@
         </w:rPr>
         <w:t xml:space="preserve"> </w:t>
       </w:r>
-      <w:bookmarkStart w:id="14" w:name="_Toc232467843"/>
+      <w:bookmarkStart w:id="14" w:name="_Toc232852924"/>
       <w:r>
         <w:rPr>
           <w:rFonts w:ascii="Times New Roman" w:hAnsi="Times New Roman" w:cs="Times New Roman"/>
@@ -6328,7 +6256,7 @@
         </w:rPr>
         <w:t xml:space="preserve"> </w:t>
       </w:r>
-      <w:bookmarkStart w:id="15" w:name="_Toc232467844"/>
+      <w:bookmarkStart w:id="15" w:name="_Toc232852925"/>
       <w:r>
         <w:rPr>
           <w:rFonts w:ascii="Times New Roman" w:hAnsi="Times New Roman" w:cs="Times New Roman"/>
@@ -6460,7 +6388,7 @@
           <w14:ligatures w14:val="none"/>
         </w:rPr>
       </w:pPr>
-      <w:bookmarkStart w:id="16" w:name="_Toc232467845"/>
+      <w:bookmarkStart w:id="16" w:name="_Toc232852926"/>
       <w:r>
         <w:rPr>
           <w:rFonts w:ascii="Times New Roman" w:hAnsi="Times New Roman" w:cs="Times New Roman"/>
@@ -6658,7 +6586,7 @@
           <w:szCs w:val="28"/>
         </w:rPr>
       </w:pPr>
-      <w:bookmarkStart w:id="17" w:name="_Toc232467846"/>
+      <w:bookmarkStart w:id="17" w:name="_Toc232852927"/>
       <w:r>
         <w:rPr>
           <w:rFonts w:ascii="Times New Roman" w:hAnsi="Times New Roman" w:cs="Times New Roman"/>
@@ -7675,7 +7603,7 @@
           <w:szCs w:val="28"/>
         </w:rPr>
       </w:pPr>
-      <w:bookmarkStart w:id="18" w:name="_Toc232467847"/>
+      <w:bookmarkStart w:id="18" w:name="_Toc232852928"/>
       <w:r>
         <w:rPr>
           <w:rFonts w:ascii="Times New Roman" w:hAnsi="Times New Roman" w:cs="Times New Roman"/>
@@ -7704,7 +7632,7 @@
           <w:szCs w:val="28"/>
         </w:rPr>
       </w:pPr>
-      <w:bookmarkStart w:id="19" w:name="_Toc232467848"/>
+      <w:bookmarkStart w:id="19" w:name="_Toc232852929"/>
       <w:r>
         <w:rPr>
           <w:rFonts w:ascii="Times New Roman" w:hAnsi="Times New Roman" w:cs="Times New Roman"/>
@@ -7856,7 +7784,7 @@
           <w:szCs w:val="28"/>
         </w:rPr>
       </w:pPr>
-      <w:bookmarkStart w:id="20" w:name="_Toc232467849"/>
+      <w:bookmarkStart w:id="20" w:name="_Toc232852930"/>
       <w:r>
         <w:rPr>
           <w:rFonts w:ascii="Times New Roman" w:hAnsi="Times New Roman" w:cs="Times New Roman"/>
@@ -8023,7 +7951,7 @@
           <w:szCs w:val="28"/>
         </w:rPr>
       </w:pPr>
-      <w:bookmarkStart w:id="21" w:name="_Toc232467850"/>
+      <w:bookmarkStart w:id="21" w:name="_Toc232852931"/>
       <w:r>
         <w:rPr>
           <w:rFonts w:ascii="Times New Roman" w:hAnsi="Times New Roman" w:cs="Times New Roman"/>
@@ -8058,7 +7986,7 @@
           <w:szCs w:val="28"/>
         </w:rPr>
       </w:pPr>
-      <w:bookmarkStart w:id="22" w:name="_Toc232467851"/>
+      <w:bookmarkStart w:id="22" w:name="_Toc232852932"/>
       <w:r>
         <w:rPr>
           <w:sz w:val="28"/>
@@ -8292,7 +8220,7 @@
           <w:szCs w:val="28"/>
         </w:rPr>
       </w:pPr>
-      <w:bookmarkStart w:id="23" w:name="_Toc232467852"/>
+      <w:bookmarkStart w:id="23" w:name="_Toc232852933"/>
       <w:r>
         <w:rPr>
           <w:sz w:val="28"/>
@@ -8427,7 +8355,7 @@
           <w:szCs w:val="28"/>
         </w:rPr>
       </w:pPr>
-      <w:bookmarkStart w:id="24" w:name="_Toc232467853"/>
+      <w:bookmarkStart w:id="24" w:name="_Toc232852934"/>
       <w:r>
         <w:rPr>
           <w:sz w:val="28"/>
@@ -8518,7 +8446,7 @@
           <w:szCs w:val="28"/>
         </w:rPr>
       </w:pPr>
-      <w:bookmarkStart w:id="25" w:name="_Toc232467854"/>
+      <w:bookmarkStart w:id="25" w:name="_Toc232852935"/>
       <w:r>
         <w:rPr>
           <w:rFonts w:ascii="Times New Roman" w:hAnsi="Times New Roman" w:cs="Times New Roman"/>
@@ -8654,7 +8582,7 @@
           <w:szCs w:val="28"/>
         </w:rPr>
       </w:pPr>
-      <w:bookmarkStart w:id="26" w:name="_Toc232467855"/>
+      <w:bookmarkStart w:id="26" w:name="_Toc232852936"/>
       <w:r>
         <w:rPr>
           <w:rFonts w:ascii="Times New Roman" w:hAnsi="Times New Roman" w:cs="Times New Roman"/>
@@ -8703,7 +8631,7 @@
           <w:szCs w:val="28"/>
         </w:rPr>
       </w:pPr>
-      <w:bookmarkStart w:id="27" w:name="_Toc232467856"/>
+      <w:bookmarkStart w:id="27" w:name="_Toc232852937"/>
       <w:r>
         <w:rPr>
           <w:rFonts w:ascii="Times New Roman" w:hAnsi="Times New Roman" w:cs="Times New Roman"/>
@@ -8732,7 +8660,7 @@
           <w:szCs w:val="28"/>
         </w:rPr>
       </w:pPr>
-      <w:bookmarkStart w:id="28" w:name="_Toc232467857"/>
+      <w:bookmarkStart w:id="28" w:name="_Toc232852938"/>
       <w:r>
         <w:rPr>
           <w:rFonts w:ascii="Times New Roman" w:hAnsi="Times New Roman" w:cs="Times New Roman"/>
@@ -8861,31 +8789,6 @@
     </w:p>
     <w:p>
       <w:pPr>
-        <w:pStyle w:val="a3"/>
-        <w:numPr>
-          <w:ilvl w:val="0"/>
-          <w:numId w:val="20"/>
-        </w:numPr>
-      </w:pPr>
-      <w:r>
-        <w:rPr>
-          <w:rStyle w:val="HTML1"/>
-        </w:rPr>
-        <w:t>statistics_manager.py</w:t>
-      </w:r>
-      <w:r>
-        <w:t xml:space="preserve"> — </w:t>
-      </w:r>
-      <w:r>
-        <w:rPr>
-          <w:sz w:val="28"/>
-          <w:szCs w:val="28"/>
-        </w:rPr>
-        <w:t>расчёт KPI</w:t>
-      </w:r>
-    </w:p>
-    <w:p>
-      <w:pPr>
         <w:pStyle w:val="2"/>
         <w:rPr>
           <w:rFonts w:ascii="Times New Roman" w:hAnsi="Times New Roman" w:cs="Times New Roman"/>
@@ -8893,7 +8796,7 @@
           <w:szCs w:val="28"/>
         </w:rPr>
       </w:pPr>
-      <w:bookmarkStart w:id="29" w:name="_Toc232467858"/>
+      <w:bookmarkStart w:id="29" w:name="_Toc232852939"/>
       <w:r>
         <w:rPr>
           <w:rFonts w:ascii="Times New Roman" w:hAnsi="Times New Roman" w:cs="Times New Roman"/>
@@ -8912,7 +8815,7 @@
           <w:szCs w:val="28"/>
         </w:rPr>
       </w:pPr>
-      <w:bookmarkStart w:id="30" w:name="_Toc232467859"/>
+      <w:bookmarkStart w:id="30" w:name="_Toc232852940"/>
       <w:r>
         <w:rPr>
           <w:sz w:val="28"/>
@@ -9035,7 +8938,7 @@
           <w:szCs w:val="28"/>
         </w:rPr>
       </w:pPr>
-      <w:bookmarkStart w:id="31" w:name="_Toc232467860"/>
+      <w:bookmarkStart w:id="31" w:name="_Toc232852941"/>
       <w:r>
         <w:rPr>
           <w:sz w:val="28"/>
@@ -9118,13 +9021,27 @@
           <w:szCs w:val="28"/>
         </w:rPr>
       </w:pPr>
-      <w:bookmarkStart w:id="32" w:name="_Toc232467861"/>
-      <w:r>
-        <w:rPr>
-          <w:sz w:val="28"/>
-          <w:szCs w:val="28"/>
-        </w:rPr>
-        <w:t xml:space="preserve">2.3 </w:t>
+      <w:bookmarkStart w:id="32" w:name="_Toc232852942"/>
+      <w:r>
+        <w:rPr>
+          <w:sz w:val="28"/>
+          <w:szCs w:val="28"/>
+        </w:rPr>
+        <w:t>2.</w:t>
+      </w:r>
+      <w:r>
+        <w:rPr>
+          <w:sz w:val="28"/>
+          <w:szCs w:val="28"/>
+        </w:rPr>
+        <w:t>3</w:t>
+      </w:r>
+      <w:r>
+        <w:rPr>
+          <w:sz w:val="28"/>
+          <w:szCs w:val="28"/>
+        </w:rPr>
+        <w:t xml:space="preserve"> </w:t>
       </w:r>
       <w:proofErr w:type="spellStart"/>
       <w:r>
@@ -9132,112 +9049,9 @@
           <w:sz w:val="28"/>
           <w:szCs w:val="28"/>
         </w:rPr>
-        <w:t>StatisticsManager</w:t>
+        <w:t>MainWindow</w:t>
       </w:r>
       <w:bookmarkEnd w:id="32"/>
-      <w:proofErr w:type="spellEnd"/>
-    </w:p>
-    <w:p>
-      <w:pPr>
-        <w:pStyle w:val="a3"/>
-        <w:rPr>
-          <w:sz w:val="28"/>
-          <w:szCs w:val="28"/>
-        </w:rPr>
-      </w:pPr>
-      <w:r>
-        <w:rPr>
-          <w:sz w:val="28"/>
-          <w:szCs w:val="28"/>
-        </w:rPr>
-        <w:t>Выполняет расчёт KPI:</w:t>
-      </w:r>
-    </w:p>
-    <w:p>
-      <w:pPr>
-        <w:pStyle w:val="a3"/>
-        <w:numPr>
-          <w:ilvl w:val="0"/>
-          <w:numId w:val="23"/>
-        </w:numPr>
-        <w:rPr>
-          <w:sz w:val="28"/>
-          <w:szCs w:val="28"/>
-        </w:rPr>
-      </w:pPr>
-      <w:r>
-        <w:rPr>
-          <w:sz w:val="28"/>
-          <w:szCs w:val="28"/>
-        </w:rPr>
-        <w:t>общее количество записей</w:t>
-      </w:r>
-    </w:p>
-    <w:p>
-      <w:pPr>
-        <w:pStyle w:val="a3"/>
-        <w:numPr>
-          <w:ilvl w:val="0"/>
-          <w:numId w:val="23"/>
-        </w:numPr>
-        <w:rPr>
-          <w:sz w:val="28"/>
-          <w:szCs w:val="28"/>
-        </w:rPr>
-      </w:pPr>
-      <w:r>
-        <w:rPr>
-          <w:sz w:val="28"/>
-          <w:szCs w:val="28"/>
-        </w:rPr>
-        <w:t>количество побед атакующих</w:t>
-      </w:r>
-    </w:p>
-    <w:p>
-      <w:pPr>
-        <w:pStyle w:val="a3"/>
-        <w:numPr>
-          <w:ilvl w:val="0"/>
-          <w:numId w:val="23"/>
-        </w:numPr>
-        <w:rPr>
-          <w:sz w:val="28"/>
-          <w:szCs w:val="28"/>
-        </w:rPr>
-      </w:pPr>
-      <w:r>
-        <w:rPr>
-          <w:sz w:val="28"/>
-          <w:szCs w:val="28"/>
-        </w:rPr>
-        <w:t>количество побед защитников</w:t>
-      </w:r>
-    </w:p>
-    <w:p>
-      <w:pPr>
-        <w:pStyle w:val="3"/>
-        <w:rPr>
-          <w:sz w:val="28"/>
-          <w:szCs w:val="28"/>
-        </w:rPr>
-      </w:pPr>
-      <w:bookmarkStart w:id="33" w:name="_Toc232467862"/>
-      <w:r>
-        <w:rPr>
-          <w:sz w:val="28"/>
-          <w:szCs w:val="28"/>
-        </w:rPr>
-        <w:t xml:space="preserve">2.4 </w:t>
-      </w:r>
-      <w:proofErr w:type="spellStart"/>
-      <w:r>
-        <w:rPr>
-          <w:sz w:val="28"/>
-          <w:szCs w:val="28"/>
-        </w:rPr>
-        <w:t>MainWindow</w:t>
-      </w:r>
-      <w:bookmarkEnd w:id="33"/>
       <w:proofErr w:type="spellEnd"/>
     </w:p>
     <w:p>
@@ -9365,129 +9179,665 @@
           <w:szCs w:val="28"/>
         </w:rPr>
       </w:pPr>
-      <w:bookmarkStart w:id="34" w:name="_Toc232467863"/>
+      <w:bookmarkStart w:id="33" w:name="_Toc232852943"/>
       <w:r>
         <w:rPr>
           <w:rFonts w:ascii="Times New Roman" w:hAnsi="Times New Roman" w:cs="Times New Roman"/>
           <w:sz w:val="28"/>
           <w:szCs w:val="28"/>
         </w:rPr>
+        <w:t>3. Поток данных</w:t>
+      </w:r>
+      <w:bookmarkEnd w:id="33"/>
+    </w:p>
+    <w:p>
+      <w:pPr>
+        <w:rPr>
+          <w:rStyle w:val="HTML1"/>
+          <w:rFonts w:eastAsiaTheme="minorHAnsi"/>
+          <w:kern w:val="0"/>
+          <w:lang w:val="en-US" w:eastAsia="ru-RU"/>
+          <w14:ligatures w14:val="none"/>
+        </w:rPr>
+      </w:pPr>
+      <w:r>
+        <w:rPr>
+          <w:rStyle w:val="HTML1"/>
+          <w:rFonts w:eastAsiaTheme="minorHAnsi"/>
+          <w:kern w:val="0"/>
+          <w:lang w:val="en-US" w:eastAsia="ru-RU"/>
+          <w14:ligatures w14:val="none"/>
+        </w:rPr>
+        <w:t xml:space="preserve">CSV </w:t>
+      </w:r>
+      <w:proofErr w:type="spellStart"/>
+      <w:r>
+        <w:rPr>
+          <w:rStyle w:val="HTML1"/>
+          <w:rFonts w:eastAsiaTheme="minorHAnsi"/>
+          <w:kern w:val="0"/>
+          <w:lang w:val="en-US" w:eastAsia="ru-RU"/>
+          <w14:ligatures w14:val="none"/>
+        </w:rPr>
+        <w:t>файл</w:t>
+      </w:r>
+      <w:proofErr w:type="spellEnd"/>
+    </w:p>
+    <w:p>
+      <w:pPr>
+        <w:rPr>
+          <w:rStyle w:val="HTML1"/>
+          <w:rFonts w:eastAsiaTheme="minorHAnsi"/>
+          <w:kern w:val="0"/>
+          <w:lang w:val="en-US" w:eastAsia="ru-RU"/>
+          <w14:ligatures w14:val="none"/>
+        </w:rPr>
+      </w:pPr>
+      <w:r>
+        <w:rPr>
+          <w:rStyle w:val="HTML1"/>
+          <w:rFonts w:eastAsiaTheme="minorHAnsi"/>
+          <w:kern w:val="0"/>
+          <w:lang w:val="en-US" w:eastAsia="ru-RU"/>
+          <w14:ligatures w14:val="none"/>
+        </w:rPr>
+        <w:t xml:space="preserve">    ↓</w:t>
+      </w:r>
+    </w:p>
+    <w:p>
+      <w:pPr>
+        <w:rPr>
+          <w:rStyle w:val="HTML1"/>
+          <w:rFonts w:eastAsiaTheme="minorHAnsi"/>
+          <w:kern w:val="0"/>
+          <w:lang w:val="en-US" w:eastAsia="ru-RU"/>
+          <w14:ligatures w14:val="none"/>
+        </w:rPr>
+      </w:pPr>
+      <w:proofErr w:type="spellStart"/>
+      <w:r>
+        <w:rPr>
+          <w:rStyle w:val="HTML1"/>
+          <w:rFonts w:eastAsiaTheme="minorHAnsi"/>
+          <w:kern w:val="0"/>
+          <w:lang w:val="en-US" w:eastAsia="ru-RU"/>
+          <w14:ligatures w14:val="none"/>
+        </w:rPr>
+        <w:t>DataManager.load_</w:t>
+      </w:r>
+      <w:proofErr w:type="gramStart"/>
+      <w:r>
+        <w:rPr>
+          <w:rStyle w:val="HTML1"/>
+          <w:rFonts w:eastAsiaTheme="minorHAnsi"/>
+          <w:kern w:val="0"/>
+          <w:lang w:val="en-US" w:eastAsia="ru-RU"/>
+          <w14:ligatures w14:val="none"/>
+        </w:rPr>
+        <w:t>csv</w:t>
+      </w:r>
+      <w:proofErr w:type="spellEnd"/>
+      <w:r>
+        <w:rPr>
+          <w:rStyle w:val="HTML1"/>
+          <w:rFonts w:eastAsiaTheme="minorHAnsi"/>
+          <w:kern w:val="0"/>
+          <w:lang w:val="en-US" w:eastAsia="ru-RU"/>
+          <w14:ligatures w14:val="none"/>
+        </w:rPr>
+        <w:t>(</w:t>
+      </w:r>
+      <w:proofErr w:type="gramEnd"/>
+      <w:r>
+        <w:rPr>
+          <w:rStyle w:val="HTML1"/>
+          <w:rFonts w:eastAsiaTheme="minorHAnsi"/>
+          <w:kern w:val="0"/>
+          <w:lang w:val="en-US" w:eastAsia="ru-RU"/>
+          <w14:ligatures w14:val="none"/>
+        </w:rPr>
+        <w:t>)</w:t>
+      </w:r>
+    </w:p>
+    <w:p>
+      <w:pPr>
+        <w:rPr>
+          <w:rStyle w:val="HTML1"/>
+          <w:rFonts w:eastAsiaTheme="minorHAnsi"/>
+          <w:kern w:val="0"/>
+          <w:lang w:val="en-US" w:eastAsia="ru-RU"/>
+          <w14:ligatures w14:val="none"/>
+        </w:rPr>
+      </w:pPr>
+      <w:r>
+        <w:rPr>
+          <w:rStyle w:val="HTML1"/>
+          <w:rFonts w:eastAsiaTheme="minorHAnsi"/>
+          <w:kern w:val="0"/>
+          <w:lang w:val="en-US" w:eastAsia="ru-RU"/>
+          <w14:ligatures w14:val="none"/>
+        </w:rPr>
+        <w:t xml:space="preserve">    ↓</w:t>
+      </w:r>
+    </w:p>
+    <w:p>
+      <w:pPr>
+        <w:rPr>
+          <w:rStyle w:val="HTML1"/>
+          <w:rFonts w:eastAsiaTheme="minorHAnsi"/>
+          <w:kern w:val="0"/>
+          <w:lang w:val="en-US" w:eastAsia="ru-RU"/>
+          <w14:ligatures w14:val="none"/>
+        </w:rPr>
+      </w:pPr>
+      <w:r>
+        <w:rPr>
+          <w:rStyle w:val="HTML1"/>
+          <w:rFonts w:eastAsiaTheme="minorHAnsi"/>
+          <w:kern w:val="0"/>
+          <w:lang w:val="en-US" w:eastAsia="ru-RU"/>
+          <w14:ligatures w14:val="none"/>
+        </w:rPr>
+        <w:t xml:space="preserve">Pandas </w:t>
+      </w:r>
+      <w:proofErr w:type="spellStart"/>
+      <w:r>
+        <w:rPr>
+          <w:rStyle w:val="HTML1"/>
+          <w:rFonts w:eastAsiaTheme="minorHAnsi"/>
+          <w:kern w:val="0"/>
+          <w:lang w:val="en-US" w:eastAsia="ru-RU"/>
+          <w14:ligatures w14:val="none"/>
+        </w:rPr>
+        <w:t>DataFrame</w:t>
+      </w:r>
+      <w:proofErr w:type="spellEnd"/>
+    </w:p>
+    <w:p>
+      <w:pPr>
+        <w:rPr>
+          <w:rStyle w:val="HTML1"/>
+          <w:rFonts w:eastAsiaTheme="minorHAnsi"/>
+          <w:kern w:val="0"/>
+          <w:lang w:val="en-US" w:eastAsia="ru-RU"/>
+          <w14:ligatures w14:val="none"/>
+        </w:rPr>
+      </w:pPr>
+      <w:r>
+        <w:rPr>
+          <w:rStyle w:val="HTML1"/>
+          <w:rFonts w:eastAsiaTheme="minorHAnsi"/>
+          <w:kern w:val="0"/>
+          <w:lang w:val="en-US" w:eastAsia="ru-RU"/>
+          <w14:ligatures w14:val="none"/>
+        </w:rPr>
+        <w:t xml:space="preserve">    ↓</w:t>
+      </w:r>
+    </w:p>
+    <w:p>
+      <w:pPr>
+        <w:rPr>
+          <w:rStyle w:val="HTML1"/>
+          <w:rFonts w:eastAsiaTheme="minorHAnsi"/>
+          <w:kern w:val="0"/>
+          <w:lang w:val="en-US" w:eastAsia="ru-RU"/>
+          <w14:ligatures w14:val="none"/>
+        </w:rPr>
+      </w:pPr>
+      <w:proofErr w:type="spellStart"/>
+      <w:r>
+        <w:rPr>
+          <w:rStyle w:val="HTML1"/>
+          <w:rFonts w:eastAsiaTheme="minorHAnsi"/>
+          <w:kern w:val="0"/>
+          <w:lang w:val="en-US" w:eastAsia="ru-RU"/>
+          <w14:ligatures w14:val="none"/>
+        </w:rPr>
         <w:lastRenderedPageBreak/>
-        <w:t>3. Поток данных</w:t>
+        <w:t>MainWindow</w:t>
+      </w:r>
+      <w:proofErr w:type="spellEnd"/>
+    </w:p>
+    <w:p>
+      <w:pPr>
+        <w:rPr>
+          <w:rStyle w:val="HTML1"/>
+          <w:rFonts w:eastAsiaTheme="minorHAnsi"/>
+          <w:kern w:val="0"/>
+          <w:lang w:val="en-US" w:eastAsia="ru-RU"/>
+          <w14:ligatures w14:val="none"/>
+        </w:rPr>
+      </w:pPr>
+      <w:r>
+        <w:rPr>
+          <w:rStyle w:val="HTML1"/>
+          <w:rFonts w:eastAsiaTheme="minorHAnsi"/>
+          <w:kern w:val="0"/>
+          <w:lang w:val="en-US" w:eastAsia="ru-RU"/>
+          <w14:ligatures w14:val="none"/>
+        </w:rPr>
+        <w:t xml:space="preserve">    ↓</w:t>
+      </w:r>
+    </w:p>
+    <w:p>
+      <w:pPr>
+        <w:rPr>
+          <w:rStyle w:val="HTML1"/>
+          <w:rFonts w:eastAsiaTheme="minorHAnsi"/>
+          <w:kern w:val="0"/>
+          <w:lang w:val="en-US" w:eastAsia="ru-RU"/>
+          <w14:ligatures w14:val="none"/>
+        </w:rPr>
+      </w:pPr>
+      <w:proofErr w:type="spellStart"/>
+      <w:r>
+        <w:rPr>
+          <w:rStyle w:val="HTML1"/>
+          <w:rFonts w:eastAsiaTheme="minorHAnsi"/>
+          <w:kern w:val="0"/>
+          <w:lang w:val="en-US" w:eastAsia="ru-RU"/>
+          <w14:ligatures w14:val="none"/>
+        </w:rPr>
+        <w:t>Фильтрация</w:t>
+      </w:r>
+      <w:proofErr w:type="spellEnd"/>
+      <w:r>
+        <w:rPr>
+          <w:rStyle w:val="HTML1"/>
+          <w:rFonts w:eastAsiaTheme="minorHAnsi"/>
+          <w:kern w:val="0"/>
+          <w:lang w:val="en-US" w:eastAsia="ru-RU"/>
+          <w14:ligatures w14:val="none"/>
+        </w:rPr>
+        <w:t xml:space="preserve"> (</w:t>
+      </w:r>
+      <w:proofErr w:type="spellStart"/>
+      <w:r>
+        <w:rPr>
+          <w:rStyle w:val="HTML1"/>
+          <w:rFonts w:eastAsiaTheme="minorHAnsi"/>
+          <w:kern w:val="0"/>
+          <w:lang w:val="en-US" w:eastAsia="ru-RU"/>
+          <w14:ligatures w14:val="none"/>
+        </w:rPr>
+        <w:t>DataManager.filter_data</w:t>
+      </w:r>
+      <w:proofErr w:type="spellEnd"/>
+      <w:r>
+        <w:rPr>
+          <w:rStyle w:val="HTML1"/>
+          <w:rFonts w:eastAsiaTheme="minorHAnsi"/>
+          <w:kern w:val="0"/>
+          <w:lang w:val="en-US" w:eastAsia="ru-RU"/>
+          <w14:ligatures w14:val="none"/>
+        </w:rPr>
+        <w:t>)</w:t>
+      </w:r>
+    </w:p>
+    <w:p>
+      <w:pPr>
+        <w:rPr>
+          <w:rStyle w:val="HTML1"/>
+          <w:rFonts w:eastAsiaTheme="minorHAnsi"/>
+          <w:kern w:val="0"/>
+          <w:lang w:val="en-US" w:eastAsia="ru-RU"/>
+          <w14:ligatures w14:val="none"/>
+        </w:rPr>
+      </w:pPr>
+      <w:r>
+        <w:rPr>
+          <w:rStyle w:val="HTML1"/>
+          <w:rFonts w:eastAsiaTheme="minorHAnsi"/>
+          <w:kern w:val="0"/>
+          <w:lang w:val="en-US" w:eastAsia="ru-RU"/>
+          <w14:ligatures w14:val="none"/>
+        </w:rPr>
+        <w:t xml:space="preserve">    ↓</w:t>
+      </w:r>
+    </w:p>
+    <w:p>
+      <w:pPr>
+        <w:rPr>
+          <w:rStyle w:val="HTML1"/>
+          <w:rFonts w:eastAsiaTheme="minorHAnsi"/>
+          <w:kern w:val="0"/>
+          <w:lang w:val="en-US" w:eastAsia="ru-RU"/>
+          <w14:ligatures w14:val="none"/>
+        </w:rPr>
+      </w:pPr>
+      <w:proofErr w:type="spellStart"/>
+      <w:r>
+        <w:rPr>
+          <w:rStyle w:val="HTML1"/>
+          <w:rFonts w:eastAsiaTheme="minorHAnsi"/>
+          <w:kern w:val="0"/>
+          <w:lang w:val="en-US" w:eastAsia="ru-RU"/>
+          <w14:ligatures w14:val="none"/>
+        </w:rPr>
+        <w:t>filtered_df</w:t>
+      </w:r>
+      <w:proofErr w:type="spellEnd"/>
+    </w:p>
+    <w:p>
+      <w:pPr>
+        <w:rPr>
+          <w:rStyle w:val="HTML1"/>
+          <w:rFonts w:eastAsiaTheme="minorHAnsi"/>
+          <w:kern w:val="0"/>
+          <w:lang w:val="en-US" w:eastAsia="ru-RU"/>
+          <w14:ligatures w14:val="none"/>
+        </w:rPr>
+      </w:pPr>
+      <w:r>
+        <w:rPr>
+          <w:rStyle w:val="HTML1"/>
+          <w:rFonts w:eastAsiaTheme="minorHAnsi"/>
+          <w:kern w:val="0"/>
+          <w:lang w:val="en-US" w:eastAsia="ru-RU"/>
+          <w14:ligatures w14:val="none"/>
+        </w:rPr>
+        <w:t xml:space="preserve">    ↓</w:t>
+      </w:r>
+    </w:p>
+    <w:p>
+      <w:pPr>
+        <w:rPr>
+          <w:rStyle w:val="HTML1"/>
+          <w:rFonts w:eastAsiaTheme="minorHAnsi"/>
+          <w:kern w:val="0"/>
+          <w:lang w:val="en-US" w:eastAsia="ru-RU"/>
+          <w14:ligatures w14:val="none"/>
+        </w:rPr>
+      </w:pPr>
+      <w:r>
+        <w:rPr>
+          <w:rStyle w:val="HTML1"/>
+          <w:rFonts w:eastAsiaTheme="minorHAnsi"/>
+          <w:kern w:val="0"/>
+          <w:lang w:val="en-US" w:eastAsia="ru-RU"/>
+          <w14:ligatures w14:val="none"/>
+        </w:rPr>
+        <w:t xml:space="preserve"> ┌─────────────────┬──────────────────┐</w:t>
+      </w:r>
+    </w:p>
+    <w:p>
+      <w:pPr>
+        <w:rPr>
+          <w:rStyle w:val="HTML1"/>
+          <w:rFonts w:eastAsiaTheme="minorHAnsi"/>
+          <w:kern w:val="0"/>
+          <w:lang w:val="en-US" w:eastAsia="ru-RU"/>
+          <w14:ligatures w14:val="none"/>
+        </w:rPr>
+      </w:pPr>
+      <w:r>
+        <w:rPr>
+          <w:rStyle w:val="HTML1"/>
+          <w:rFonts w:eastAsiaTheme="minorHAnsi"/>
+          <w:kern w:val="0"/>
+          <w:lang w:val="en-US" w:eastAsia="ru-RU"/>
+          <w14:ligatures w14:val="none"/>
+        </w:rPr>
+        <w:t xml:space="preserve"> ↓                 ↓                  ↓</w:t>
+      </w:r>
+    </w:p>
+    <w:p>
+      <w:pPr>
+        <w:rPr>
+          <w:rStyle w:val="HTML1"/>
+          <w:rFonts w:eastAsiaTheme="minorHAnsi"/>
+          <w:kern w:val="0"/>
+          <w:lang w:val="en-US" w:eastAsia="ru-RU"/>
+          <w14:ligatures w14:val="none"/>
+        </w:rPr>
+      </w:pPr>
+      <w:r>
+        <w:rPr>
+          <w:rStyle w:val="HTML1"/>
+          <w:rFonts w:eastAsiaTheme="minorHAnsi"/>
+          <w:kern w:val="0"/>
+          <w:lang w:val="en-US" w:eastAsia="ru-RU"/>
+          <w14:ligatures w14:val="none"/>
+        </w:rPr>
+        <w:t xml:space="preserve">KPI         </w:t>
+      </w:r>
+      <w:r>
+        <w:rPr>
+          <w:rStyle w:val="HTML1"/>
+          <w:rFonts w:eastAsiaTheme="minorHAnsi"/>
+          <w:kern w:val="0"/>
+          <w:lang w:eastAsia="ru-RU"/>
+          <w14:ligatures w14:val="none"/>
+        </w:rPr>
+        <w:t xml:space="preserve"> </w:t>
+      </w:r>
+      <w:r>
+        <w:rPr>
+          <w:rStyle w:val="HTML1"/>
+          <w:rFonts w:eastAsiaTheme="minorHAnsi"/>
+          <w:kern w:val="0"/>
+          <w:lang w:val="en-US" w:eastAsia="ru-RU"/>
+          <w14:ligatures w14:val="none"/>
+        </w:rPr>
+        <w:t xml:space="preserve">   </w:t>
+      </w:r>
+      <w:proofErr w:type="spellStart"/>
+      <w:r>
+        <w:rPr>
+          <w:rStyle w:val="HTML1"/>
+          <w:rFonts w:eastAsiaTheme="minorHAnsi"/>
+          <w:kern w:val="0"/>
+          <w:lang w:val="en-US" w:eastAsia="ru-RU"/>
+          <w14:ligatures w14:val="none"/>
+        </w:rPr>
+        <w:t>Таблица</w:t>
+      </w:r>
+      <w:proofErr w:type="spellEnd"/>
+      <w:r>
+        <w:rPr>
+          <w:rStyle w:val="HTML1"/>
+          <w:rFonts w:eastAsiaTheme="minorHAnsi"/>
+          <w:kern w:val="0"/>
+          <w:lang w:val="en-US" w:eastAsia="ru-RU"/>
+          <w14:ligatures w14:val="none"/>
+        </w:rPr>
+        <w:t xml:space="preserve">            </w:t>
+      </w:r>
+      <w:proofErr w:type="spellStart"/>
+      <w:r>
+        <w:rPr>
+          <w:rStyle w:val="HTML1"/>
+          <w:rFonts w:eastAsiaTheme="minorHAnsi"/>
+          <w:kern w:val="0"/>
+          <w:lang w:val="en-US" w:eastAsia="ru-RU"/>
+          <w14:ligatures w14:val="none"/>
+        </w:rPr>
+        <w:t>Графики</w:t>
+      </w:r>
+      <w:proofErr w:type="spellEnd"/>
+    </w:p>
+    <w:p>
+      <w:pPr>
+        <w:rPr>
+          <w:rStyle w:val="HTML1"/>
+          <w:rFonts w:eastAsiaTheme="minorHAnsi"/>
+          <w:kern w:val="0"/>
+          <w:lang w:val="en-US" w:eastAsia="ru-RU"/>
+          <w14:ligatures w14:val="none"/>
+        </w:rPr>
+      </w:pPr>
+      <w:r>
+        <w:rPr>
+          <w:rStyle w:val="HTML1"/>
+          <w:rFonts w:eastAsiaTheme="minorHAnsi"/>
+          <w:kern w:val="0"/>
+          <w:lang w:val="en-US" w:eastAsia="ru-RU"/>
+          <w14:ligatures w14:val="none"/>
+        </w:rPr>
+        <w:t xml:space="preserve"> ↓                 ↓                  ↓</w:t>
+      </w:r>
+    </w:p>
+    <w:p>
+      <w:pPr>
+        <w:rPr>
+          <w:rStyle w:val="HTML1"/>
+          <w:rFonts w:eastAsiaTheme="minorHAnsi"/>
+          <w:kern w:val="0"/>
+          <w:lang w:val="en-US" w:eastAsia="ru-RU"/>
+          <w14:ligatures w14:val="none"/>
+        </w:rPr>
+      </w:pPr>
+      <w:proofErr w:type="spellStart"/>
+      <w:r>
+        <w:rPr>
+          <w:rStyle w:val="HTML1"/>
+          <w:rFonts w:eastAsiaTheme="minorHAnsi"/>
+          <w:kern w:val="0"/>
+          <w:lang w:val="en-US" w:eastAsia="ru-RU"/>
+          <w14:ligatures w14:val="none"/>
+        </w:rPr>
+        <w:t>DataManager</w:t>
+      </w:r>
+      <w:proofErr w:type="spellEnd"/>
+      <w:r>
+        <w:rPr>
+          <w:rStyle w:val="HTML1"/>
+          <w:rFonts w:eastAsiaTheme="minorHAnsi"/>
+          <w:kern w:val="0"/>
+          <w:lang w:val="en-US" w:eastAsia="ru-RU"/>
+          <w14:ligatures w14:val="none"/>
+        </w:rPr>
+        <w:t xml:space="preserve">     </w:t>
+      </w:r>
+      <w:proofErr w:type="spellStart"/>
+      <w:r>
+        <w:rPr>
+          <w:rStyle w:val="HTML1"/>
+          <w:rFonts w:eastAsiaTheme="minorHAnsi"/>
+          <w:kern w:val="0"/>
+          <w:lang w:val="en-US" w:eastAsia="ru-RU"/>
+          <w14:ligatures w14:val="none"/>
+        </w:rPr>
+        <w:t>Treeview</w:t>
+      </w:r>
+      <w:proofErr w:type="spellEnd"/>
+      <w:r>
+        <w:rPr>
+          <w:rStyle w:val="HTML1"/>
+          <w:rFonts w:eastAsiaTheme="minorHAnsi"/>
+          <w:kern w:val="0"/>
+          <w:lang w:val="en-US" w:eastAsia="ru-RU"/>
+          <w14:ligatures w14:val="none"/>
+        </w:rPr>
+        <w:t xml:space="preserve">         </w:t>
+      </w:r>
+      <w:proofErr w:type="spellStart"/>
+      <w:r>
+        <w:rPr>
+          <w:rStyle w:val="HTML1"/>
+          <w:rFonts w:eastAsiaTheme="minorHAnsi"/>
+          <w:kern w:val="0"/>
+          <w:lang w:val="en-US" w:eastAsia="ru-RU"/>
+          <w14:ligatures w14:val="none"/>
+        </w:rPr>
+        <w:t>PlotManager</w:t>
+      </w:r>
+      <w:proofErr w:type="spellEnd"/>
+    </w:p>
+    <w:p>
+      <w:pPr>
+        <w:rPr>
+          <w:rStyle w:val="HTML1"/>
+          <w:rFonts w:eastAsiaTheme="majorEastAsia"/>
+          <w:kern w:val="0"/>
+          <w:lang w:val="en-US" w:eastAsia="ru-RU"/>
+          <w14:ligatures w14:val="none"/>
+        </w:rPr>
+      </w:pPr>
+      <w:proofErr w:type="gramStart"/>
+      <w:r>
+        <w:rPr>
+          <w:rStyle w:val="HTML1"/>
+          <w:rFonts w:eastAsiaTheme="minorHAnsi"/>
+          <w:kern w:val="0"/>
+          <w:lang w:val="en-US" w:eastAsia="ru-RU"/>
+          <w14:ligatures w14:val="none"/>
+        </w:rPr>
+        <w:t>.</w:t>
+      </w:r>
+      <w:proofErr w:type="spellStart"/>
+      <w:r>
+        <w:rPr>
+          <w:rStyle w:val="HTML1"/>
+          <w:rFonts w:eastAsiaTheme="minorHAnsi"/>
+          <w:kern w:val="0"/>
+          <w:lang w:val="en-US" w:eastAsia="ru-RU"/>
+          <w14:ligatures w14:val="none"/>
+        </w:rPr>
+        <w:t>get</w:t>
+      </w:r>
+      <w:proofErr w:type="gramEnd"/>
+      <w:r>
+        <w:rPr>
+          <w:rStyle w:val="HTML1"/>
+          <w:rFonts w:eastAsiaTheme="minorHAnsi"/>
+          <w:kern w:val="0"/>
+          <w:lang w:val="en-US" w:eastAsia="ru-RU"/>
+          <w14:ligatures w14:val="none"/>
+        </w:rPr>
+        <w:t>_statistics</w:t>
+      </w:r>
+      <w:proofErr w:type="spellEnd"/>
+      <w:r>
+        <w:rPr>
+          <w:rStyle w:val="HTML1"/>
+          <w:rFonts w:eastAsiaTheme="minorHAnsi"/>
+          <w:kern w:val="0"/>
+          <w:lang w:val="en-US" w:eastAsia="ru-RU"/>
+          <w14:ligatures w14:val="none"/>
+        </w:rPr>
+        <w:t xml:space="preserve">()            </w:t>
+      </w:r>
+      <w:r>
+        <w:rPr>
+          <w:rStyle w:val="HTML1"/>
+          <w:rFonts w:eastAsiaTheme="minorHAnsi"/>
+          <w:kern w:val="0"/>
+          <w:lang w:eastAsia="ru-RU"/>
+          <w14:ligatures w14:val="none"/>
+        </w:rPr>
+        <w:t xml:space="preserve">   </w:t>
+      </w:r>
+      <w:r>
+        <w:rPr>
+          <w:rStyle w:val="HTML1"/>
+          <w:rFonts w:eastAsiaTheme="minorHAnsi"/>
+          <w:kern w:val="0"/>
+          <w:lang w:val="en-US" w:eastAsia="ru-RU"/>
+          <w14:ligatures w14:val="none"/>
+        </w:rPr>
+        <w:t xml:space="preserve"> (matplotlib)</w:t>
+      </w:r>
+    </w:p>
+    <w:p>
+      <w:pPr>
+        <w:pStyle w:val="2"/>
+        <w:rPr>
+          <w:rFonts w:ascii="Times New Roman" w:hAnsi="Times New Roman" w:cs="Times New Roman"/>
+          <w:sz w:val="28"/>
+          <w:szCs w:val="28"/>
+        </w:rPr>
+      </w:pPr>
+      <w:bookmarkStart w:id="34" w:name="_Toc232852944"/>
+      <w:r>
+        <w:rPr>
+          <w:rFonts w:ascii="Times New Roman" w:hAnsi="Times New Roman" w:cs="Times New Roman"/>
+          <w:sz w:val="28"/>
+          <w:szCs w:val="28"/>
+        </w:rPr>
+        <w:t>4. Используемые технологии</w:t>
       </w:r>
       <w:bookmarkEnd w:id="34"/>
-    </w:p>
-    <w:p>
-      <w:pPr>
-        <w:pStyle w:val="HTML"/>
-        <w:rPr>
-          <w:lang w:val="en-US"/>
-        </w:rPr>
-      </w:pPr>
-      <w:r>
-        <w:rPr>
-          <w:rStyle w:val="HTML1"/>
-          <w:lang w:val="en-US"/>
-        </w:rPr>
-        <w:t xml:space="preserve">CSV → </w:t>
-      </w:r>
-      <w:proofErr w:type="spellStart"/>
-      <w:r>
-        <w:rPr>
-          <w:rStyle w:val="HTML1"/>
-          <w:lang w:val="en-US"/>
-        </w:rPr>
-        <w:t>DataManager</w:t>
-      </w:r>
-      <w:proofErr w:type="spellEnd"/>
-      <w:r>
-        <w:rPr>
-          <w:rStyle w:val="HTML1"/>
-          <w:lang w:val="en-US"/>
-        </w:rPr>
-        <w:t xml:space="preserve"> → </w:t>
-      </w:r>
-      <w:r>
-        <w:rPr>
-          <w:rStyle w:val="HTML1"/>
-        </w:rPr>
-        <w:t>фильтрация</w:t>
-      </w:r>
-      <w:r>
-        <w:rPr>
-          <w:rStyle w:val="HTML1"/>
-          <w:lang w:val="en-US"/>
-        </w:rPr>
-        <w:t xml:space="preserve"> → </w:t>
-      </w:r>
-      <w:proofErr w:type="spellStart"/>
-      <w:r>
-        <w:rPr>
-          <w:rStyle w:val="HTML1"/>
-          <w:lang w:val="en-US"/>
-        </w:rPr>
-        <w:t>MainWindow</w:t>
-      </w:r>
-      <w:proofErr w:type="spellEnd"/>
-      <w:r>
-        <w:rPr>
-          <w:rStyle w:val="HTML1"/>
-          <w:lang w:val="en-US"/>
-        </w:rPr>
-        <w:t xml:space="preserve"> → </w:t>
-      </w:r>
-      <w:proofErr w:type="spellStart"/>
-      <w:r>
-        <w:rPr>
-          <w:rStyle w:val="HTML1"/>
-          <w:lang w:val="en-US"/>
-        </w:rPr>
-        <w:t>StatisticsManager</w:t>
-      </w:r>
-      <w:proofErr w:type="spellEnd"/>
-      <w:r>
-        <w:rPr>
-          <w:rStyle w:val="HTML1"/>
-          <w:lang w:val="en-US"/>
-        </w:rPr>
-        <w:t xml:space="preserve"> → </w:t>
-      </w:r>
-      <w:proofErr w:type="spellStart"/>
-      <w:r>
-        <w:rPr>
-          <w:rStyle w:val="HTML1"/>
-          <w:lang w:val="en-US"/>
-        </w:rPr>
-        <w:t>PlotManager</w:t>
-      </w:r>
-      <w:proofErr w:type="spellEnd"/>
-      <w:r>
-        <w:rPr>
-          <w:rStyle w:val="HTML1"/>
-          <w:lang w:val="en-US"/>
-        </w:rPr>
-        <w:t xml:space="preserve"> → UI</w:t>
-      </w:r>
-    </w:p>
-    <w:p>
-      <w:pPr>
-        <w:pStyle w:val="2"/>
-        <w:rPr>
-          <w:rFonts w:ascii="Times New Roman" w:hAnsi="Times New Roman" w:cs="Times New Roman"/>
-          <w:sz w:val="28"/>
-          <w:szCs w:val="28"/>
-        </w:rPr>
-      </w:pPr>
-      <w:bookmarkStart w:id="35" w:name="_Toc232467864"/>
-      <w:r>
-        <w:rPr>
-          <w:rFonts w:ascii="Times New Roman" w:hAnsi="Times New Roman" w:cs="Times New Roman"/>
-          <w:sz w:val="28"/>
-          <w:szCs w:val="28"/>
-        </w:rPr>
-        <w:t>4. Используемые технологии</w:t>
-      </w:r>
-      <w:bookmarkEnd w:id="35"/>
     </w:p>
     <w:p>
       <w:pPr>
@@ -9606,7 +9956,7 @@
           <w:szCs w:val="28"/>
         </w:rPr>
       </w:pPr>
-      <w:bookmarkStart w:id="36" w:name="_Toc232467865"/>
+      <w:bookmarkStart w:id="35" w:name="_Toc232852945"/>
       <w:r>
         <w:rPr>
           <w:rFonts w:ascii="Times New Roman" w:hAnsi="Times New Roman" w:cs="Times New Roman"/>
@@ -9615,7 +9965,7 @@
         </w:rPr>
         <w:t>5. Заключение</w:t>
       </w:r>
-      <w:bookmarkEnd w:id="36"/>
+      <w:bookmarkEnd w:id="35"/>
     </w:p>
     <w:p>
       <w:pPr>
@@ -9657,7 +10007,7 @@
           <w:szCs w:val="28"/>
         </w:rPr>
       </w:pPr>
-      <w:bookmarkStart w:id="37" w:name="_Toc232467866"/>
+      <w:bookmarkStart w:id="36" w:name="_Toc232852946"/>
       <w:r>
         <w:rPr>
           <w:rFonts w:ascii="Times New Roman" w:hAnsi="Times New Roman" w:cs="Times New Roman"/>
@@ -9667,27 +10017,27 @@
         <w:lastRenderedPageBreak/>
         <w:t>СКРИНШОТЫ ПРИЛОЖЕНИЯ</w:t>
       </w:r>
+      <w:bookmarkEnd w:id="36"/>
+    </w:p>
+    <w:p>
+      <w:pPr>
+        <w:pStyle w:val="2"/>
+        <w:rPr>
+          <w:rFonts w:ascii="Times New Roman" w:hAnsi="Times New Roman" w:cs="Times New Roman"/>
+          <w:sz w:val="28"/>
+          <w:szCs w:val="28"/>
+        </w:rPr>
+      </w:pPr>
+      <w:bookmarkStart w:id="37" w:name="_Toc232852947"/>
+      <w:r>
+        <w:rPr>
+          <w:rFonts w:ascii="Times New Roman" w:hAnsi="Times New Roman" w:cs="Times New Roman"/>
+          <w:sz w:val="28"/>
+          <w:szCs w:val="28"/>
+        </w:rPr>
+        <w:t>1 Главное окно программы</w:t>
+      </w:r>
       <w:bookmarkEnd w:id="37"/>
-    </w:p>
-    <w:p>
-      <w:pPr>
-        <w:pStyle w:val="2"/>
-        <w:rPr>
-          <w:rFonts w:ascii="Times New Roman" w:hAnsi="Times New Roman" w:cs="Times New Roman"/>
-          <w:sz w:val="28"/>
-          <w:szCs w:val="28"/>
-        </w:rPr>
-      </w:pPr>
-      <w:bookmarkStart w:id="38" w:name="_Toc232467867"/>
-      <w:r>
-        <w:rPr>
-          <w:rFonts w:ascii="Times New Roman" w:hAnsi="Times New Roman" w:cs="Times New Roman"/>
-          <w:sz w:val="28"/>
-          <w:szCs w:val="28"/>
-        </w:rPr>
-        <w:t>1 Главное окно программы</w:t>
-      </w:r>
-      <w:bookmarkEnd w:id="38"/>
     </w:p>
     <w:p>
       <w:pPr>
@@ -9827,8 +10177,20 @@
           <w:sz w:val="28"/>
           <w:szCs w:val="28"/>
         </w:rPr>
-        <w:t xml:space="preserve"> до загрузки датасета</w:t>
-      </w:r>
+        <w:t xml:space="preserve"> до загрузки </w:t>
+      </w:r>
+      <w:proofErr w:type="spellStart"/>
+      <w:r>
+        <w:rPr>
+          <w:rStyle w:val="a6"/>
+          <w:b w:val="0"/>
+          <w:bCs w:val="0"/>
+          <w:sz w:val="28"/>
+          <w:szCs w:val="28"/>
+        </w:rPr>
+        <w:t>датасета</w:t>
+      </w:r>
+      <w:proofErr w:type="spellEnd"/>
     </w:p>
     <w:p>
       <w:pPr>
@@ -9839,7 +10201,7 @@
           <w:szCs w:val="28"/>
         </w:rPr>
       </w:pPr>
-      <w:bookmarkStart w:id="39" w:name="_Toc232467868"/>
+      <w:bookmarkStart w:id="38" w:name="_Toc232852948"/>
       <w:r>
         <w:rPr>
           <w:rFonts w:ascii="Times New Roman" w:hAnsi="Times New Roman" w:cs="Times New Roman"/>
@@ -9857,7 +10219,7 @@
         </w:rPr>
         <w:t>датасета</w:t>
       </w:r>
-      <w:bookmarkEnd w:id="39"/>
+      <w:bookmarkEnd w:id="38"/>
       <w:proofErr w:type="spellEnd"/>
     </w:p>
     <w:p>
@@ -9993,7 +10355,7 @@
           <w:szCs w:val="28"/>
         </w:rPr>
       </w:pPr>
-      <w:bookmarkStart w:id="40" w:name="_Toc232467869"/>
+      <w:bookmarkStart w:id="39" w:name="_Toc232852949"/>
       <w:r>
         <w:rPr>
           <w:rFonts w:ascii="Times New Roman" w:hAnsi="Times New Roman" w:cs="Times New Roman"/>
@@ -10011,7 +10373,7 @@
         </w:rPr>
         <w:t xml:space="preserve"> Применение фильтров</w:t>
       </w:r>
-      <w:bookmarkEnd w:id="40"/>
+      <w:bookmarkEnd w:id="39"/>
     </w:p>
     <w:p>
       <w:pPr>
@@ -10110,7 +10472,7 @@
           <w:szCs w:val="28"/>
         </w:rPr>
       </w:pPr>
-      <w:bookmarkStart w:id="41" w:name="_Toc232467870"/>
+      <w:bookmarkStart w:id="40" w:name="_Toc232852950"/>
       <w:r>
         <w:rPr>
           <w:rFonts w:ascii="Times New Roman" w:hAnsi="Times New Roman" w:cs="Times New Roman"/>
@@ -10127,7 +10489,7 @@
         </w:rPr>
         <w:t xml:space="preserve"> Построение графика по регионам</w:t>
       </w:r>
-      <w:bookmarkEnd w:id="41"/>
+      <w:bookmarkEnd w:id="40"/>
     </w:p>
     <w:p>
       <w:pPr>
@@ -10302,7 +10664,7 @@
           <w:szCs w:val="28"/>
         </w:rPr>
       </w:pPr>
-      <w:bookmarkStart w:id="42" w:name="_Toc232467871"/>
+      <w:bookmarkStart w:id="41" w:name="_Toc232852951"/>
       <w:r>
         <w:rPr>
           <w:rFonts w:ascii="Times New Roman" w:hAnsi="Times New Roman" w:cs="Times New Roman"/>
@@ -10320,7 +10682,7 @@
         </w:rPr>
         <w:t xml:space="preserve"> Построение графика по годам</w:t>
       </w:r>
-      <w:bookmarkEnd w:id="42"/>
+      <w:bookmarkEnd w:id="41"/>
     </w:p>
     <w:p>
       <w:pPr>
@@ -10468,7 +10830,7 @@
           <w:szCs w:val="28"/>
         </w:rPr>
       </w:pPr>
-      <w:bookmarkStart w:id="43" w:name="_Toc232467872"/>
+      <w:bookmarkStart w:id="42" w:name="_Toc232852952"/>
       <w:r>
         <w:rPr>
           <w:rFonts w:ascii="Times New Roman" w:hAnsi="Times New Roman" w:cs="Times New Roman"/>
@@ -10478,7 +10840,7 @@
         <w:lastRenderedPageBreak/>
         <w:t>ЗАКЛЮЧЕНИЕ</w:t>
       </w:r>
-      <w:bookmarkEnd w:id="43"/>
+      <w:bookmarkEnd w:id="42"/>
     </w:p>
     <w:p>
       <w:pPr>
